--- a/docs/分子表示比较研究简明汇报_过程与复现版_GitHub验证版.docx
+++ b/docs/分子表示比较研究简明汇报_过程与复现版_GitHub验证版.docx
@@ -6005,7 +6005,7 @@
           <w:b w:val="0"/>
           <w:sz w:val="21"/>
         </w:rPr>
-        <w:t>第一条验证原子、键和分子基础类；第二条重新解析保存的模型JSON，用原评分器重算主表。输出在reproduced/：summary.csv是表格，per_item.jsonl是逐题评分证据，verification.json是校验结果。参考标签采用当时保存的RDKit值；这一步不是重新调用模型。</w:t>
+        <w:t>四条命令按名称分工：test_baseline_core.py 验证教授提供的原子、键和分子基础类（输出 Ran 55 tests ... OK）；replay_table.py 重新解析保存的模型JSON，用原评分器重算主表（输出 Historical replay passed）。输出在reproduced/：summary.csv是表格，per_item.jsonl是逐题评分证据，verification.json是校验结果。参考标签采用当时保存的RDKit值；这一步不是重新调用模型。</w:t>
       </w:r>
     </w:p>
     <w:p>
@@ -6019,7 +6019,7 @@
           <w:b w:val="0"/>
           <w:sz w:val="21"/>
         </w:rPr>
-        <w:t>第二条路径（路径B）才检验“参考答案本身能不能被重算”：装上RDKit等依赖后运行 scripts/rebuild_labels.py，它会用RDKit对200个Identity题对和199×4条理解题重新计算官能团、C/N/O/S计数、QED与HBD，并与冻结值逐项比对。只跑路径A或只看教学例子，不能说标签重建已经通过。</w:t>
+        <w:t>路径B才检验“参考答案本身能不能被重算”：装上RDKit等依赖后运行 scripts/rebuild_labels.py，它会用RDKit对200个Identity题对和199×4条理解题重新计算官能团、C/N/O/S计数、QED与HBD，并与冻结值逐项比对（实测996条、0条不一致）。只跑路径A或只看教学例子，不能说标签重建已经通过。</w:t>
       </w:r>
     </w:p>
     <w:p>
@@ -6122,6 +6122,20 @@
           <w:b w:val="0"/>
           <w:sz w:val="21"/>
         </w:rPr>
+        <w:t>三个提交要分清：源码提交装的是代码、数据、冻结题单和原始响应，是复算与验收的对象；文档提交只改说明、脚本与报告；最终交付提交是推送后仓库的最新一条，它包含本文件。本文件不硬编码自己所在提交的SHA，最终交付SHA另在交付清单中给出。</w:t>
+      </w:r>
+    </w:p>
+    <w:p>
+      <w:pPr>
+        <w:spacing w:after="120" w:line="276" w:lineRule="auto"/>
+        <w:snapToGrid w:val="0"/>
+      </w:pPr>
+      <w:r>
+        <w:rPr>
+          <w:rFonts w:ascii="Calibri" w:hAnsi="Calibri" w:eastAsia="Noto Sans CJK SC"/>
+          <w:b w:val="0"/>
+          <w:sz w:val="21"/>
+        </w:rPr>
         <w:t>本报告所有代码、数据、模板的固定链接，都指向下面这个已经被 clone 并复算过的源码提交：aac92e78a7d1b1f80653d59ec45252a3a612e45a 。它不包含本报告文件本身。</w:t>
       </w:r>
     </w:p>
@@ -6152,6 +6166,36 @@
           <w:b w:val="0"/>
           <w:sz w:val="21"/>
         </w:rPr>
+        <w:t>说明文档与脚本修正提交：79a9f270673a3dd2a1945e6d19389cd06460e15e 。该提交只改动文档与脚本，不改动核心代码、冻结题单与原始响应。</w:t>
+      </w:r>
+    </w:p>
+    <w:p>
+      <w:pPr>
+        <w:snapToGrid w:val="0"/>
+      </w:pPr>
+      <w:hyperlink r:id="rId12">
+        <w:r>
+          <w:rPr>
+            <w:color w:val="0563C1"/>
+            <w:rFonts w:ascii="Calibri" w:eastAsia="Noto Sans CJK SC"/>
+            <w:sz w:val="21"/>
+            <w:u w:val="single"/>
+          </w:rPr>
+          <w:t>文档修正提交 79a9f270673a3dd2a1945e6d19389cd06460e15e</w:t>
+        </w:r>
+      </w:hyperlink>
+    </w:p>
+    <w:p>
+      <w:pPr>
+        <w:spacing w:after="120" w:line="276" w:lineRule="auto"/>
+        <w:snapToGrid w:val="0"/>
+      </w:pPr>
+      <w:r>
+        <w:rPr>
+          <w:rFonts w:ascii="Calibri" w:hAnsi="Calibri" w:eastAsia="Noto Sans CJK SC"/>
+          <w:b w:val="0"/>
+          <w:sz w:val="21"/>
+        </w:rPr>
         <w:t>提交前已逐项检查：未提交 .venv、local.env、任何密钥、第三方RDKit整仓与临时文件；暂存文件1766个中扫描不到形如密钥的字符串；教授基础类三份副本SHA-256仍为55d314aa开头。</w:t>
       </w:r>
     </w:p>
@@ -6174,7 +6218,7 @@
       <w:pPr>
         <w:snapToGrid w:val="0"/>
       </w:pPr>
-      <w:hyperlink r:id="rId12">
+      <w:hyperlink r:id="rId13">
         <w:r>
           <w:rPr>
             <w:color w:val="0563C1"/>
@@ -6190,7 +6234,7 @@
       <w:pPr>
         <w:snapToGrid w:val="0"/>
       </w:pPr>
-      <w:hyperlink r:id="rId13">
+      <w:hyperlink r:id="rId14">
         <w:r>
           <w:rPr>
             <w:color w:val="0563C1"/>
@@ -6206,7 +6250,7 @@
       <w:pPr>
         <w:snapToGrid w:val="0"/>
       </w:pPr>
-      <w:hyperlink r:id="rId14">
+      <w:hyperlink r:id="rId15">
         <w:r>
           <w:rPr>
             <w:color w:val="0563C1"/>
@@ -6222,7 +6266,7 @@
       <w:pPr>
         <w:snapToGrid w:val="0"/>
       </w:pPr>
-      <w:hyperlink r:id="rId15">
+      <w:hyperlink r:id="rId16">
         <w:r>
           <w:rPr>
             <w:color w:val="0563C1"/>
@@ -6238,7 +6282,7 @@
       <w:pPr>
         <w:snapToGrid w:val="0"/>
       </w:pPr>
-      <w:hyperlink r:id="rId16">
+      <w:hyperlink r:id="rId17">
         <w:r>
           <w:rPr>
             <w:color w:val="0563C1"/>
@@ -6254,7 +6298,7 @@
       <w:pPr>
         <w:snapToGrid w:val="0"/>
       </w:pPr>
-      <w:hyperlink r:id="rId17">
+      <w:hyperlink r:id="rId18">
         <w:r>
           <w:rPr>
             <w:color w:val="0563C1"/>
@@ -6270,7 +6314,7 @@
       <w:pPr>
         <w:snapToGrid w:val="0"/>
       </w:pPr>
-      <w:hyperlink r:id="rId18">
+      <w:hyperlink r:id="rId19">
         <w:r>
           <w:rPr>
             <w:color w:val="0563C1"/>
@@ -6286,7 +6330,7 @@
       <w:pPr>
         <w:snapToGrid w:val="0"/>
       </w:pPr>
-      <w:hyperlink r:id="rId19">
+      <w:hyperlink r:id="rId20">
         <w:r>
           <w:rPr>
             <w:color w:val="0563C1"/>
@@ -6302,7 +6346,7 @@
       <w:pPr>
         <w:snapToGrid w:val="0"/>
       </w:pPr>
-      <w:hyperlink r:id="rId20">
+      <w:hyperlink r:id="rId21">
         <w:r>
           <w:rPr>
             <w:color w:val="0563C1"/>
@@ -6318,7 +6362,7 @@
       <w:pPr>
         <w:snapToGrid w:val="0"/>
       </w:pPr>
-      <w:hyperlink r:id="rId21">
+      <w:hyperlink r:id="rId22">
         <w:r>
           <w:rPr>
             <w:color w:val="0563C1"/>
@@ -6334,7 +6378,7 @@
       <w:pPr>
         <w:snapToGrid w:val="0"/>
       </w:pPr>
-      <w:hyperlink r:id="rId22">
+      <w:hyperlink r:id="rId23">
         <w:r>
           <w:rPr>
             <w:color w:val="0563C1"/>
@@ -6350,7 +6394,7 @@
       <w:pPr>
         <w:snapToGrid w:val="0"/>
       </w:pPr>
-      <w:hyperlink r:id="rId23">
+      <w:hyperlink r:id="rId24">
         <w:r>
           <w:rPr>
             <w:color w:val="0563C1"/>
@@ -6366,7 +6410,7 @@
       <w:pPr>
         <w:snapToGrid w:val="0"/>
       </w:pPr>
-      <w:hyperlink r:id="rId24">
+      <w:hyperlink r:id="rId25">
         <w:r>
           <w:rPr>
             <w:color w:val="0563C1"/>
@@ -6404,7 +6448,7 @@
           <w:b w:val="0"/>
           <w:sz w:val="21"/>
         </w:rPr>
-        <w:t>在与工作目录无关的新目录执行 git clone 后（远端实际commit）：核心测试 Ran 55 tests ... OK；核心代码索引53行OK；python scripts/replay_table.py 输出 Historical replay passed: 40 frozen lists, all 40 table values match.，八行数值与第一节表格完全一致；scripts/rebuild_labels.py 重算996条参考答案、0条不一致；reference/MolJSON 源码在clone后可正常导入并生成MolJSON文本。</w:t>
+        <w:t>在与原工作目录分离的全新目录执行 git clone 后（远端实际commit）：test_baseline_core.py 输出 Ran 55 tests ... OK；核心代码索引53行OK；replay_table.py 输出 Historical replay passed: 40 frozen lists, all 40 table values match.，八行数值与第一节表格完全一致；rebuild_labels.py 重算996条参考答案、0条不一致；reference/MolJSON 源码在clone后可正常导入并生成MolJSON文本。</w:t>
       </w:r>
     </w:p>
     <w:p>
@@ -6418,7 +6462,22 @@
           <w:b w:val="0"/>
           <w:sz w:val="21"/>
         </w:rPr>
-        <w:t>远端自动化检查（GitHub Actions，工作流 Historical offline replay，ubuntu-24.04）在同一commit上为 completed / success：三个步骤分别输出 Ran 55 tests、core code index OK、Historical replay passed。该工作流不含任何密钥。</w:t>
+        <w:t>必须讲清楚的界线：上述clone复算是本次工作在另一个目录执行的，没有另一位独立使用者的验收记录。仓库与README可供其他人自行复算，但“可供他人复算”不等于“已经由其他人独立验证”。</w:t>
+      </w:r>
+    </w:p>
+    <w:p>
+      <w:pPr>
+        <w:pStyle w:val="Heading2"/>
+        <w:snapToGrid w:val="0"/>
+      </w:pPr>
+      <w:r>
+        <w:rPr>
+          <w:rFonts w:ascii="Calibri" w:hAnsi="Calibri" w:eastAsia="Noto Sans CJK SC"/>
+          <w:b/>
+          <w:color w:val="000000"/>
+          <w:sz w:val="22"/>
+        </w:rPr>
+        <w:t>远端自动化检查的实际运行</w:t>
       </w:r>
     </w:p>
     <w:p>
@@ -6432,7 +6491,421 @@
           <w:b w:val="0"/>
           <w:sz w:val="21"/>
         </w:rPr>
-        <w:t>已完成与未完成的界线：已完成“从保存响应重算报告”“用RDKit重建参考答案并逐项比对”“发布到本人仓库并由他人clone复算”。未执行“重新付费调用模型”，因为它需要自备服务与预算，且新回答不保证与历史逐题一致。</w:t>
+        <w:t>工作流 Historical offline replay（GitHub Actions，ubuntu-24.04，Python 3.13，不含任何密钥）。以下run都用 gh api 读取过 head_sha、status与conclusion，不是凭“有成功run”推断：</w:t>
+      </w:r>
+    </w:p>
+    <w:tbl>
+      <w:tblPr>
+        <w:tblW w:type="auto" w:w="0"/>
+        <w:tblLayout w:type="fixed"/>
+        <w:tblLook w:firstColumn="1" w:firstRow="1" w:lastColumn="0" w:lastRow="0" w:noHBand="0" w:noVBand="1" w:val="04A0"/>
+      </w:tblPr>
+      <w:tblGrid>
+        <w:gridCol w:w="1944"/>
+        <w:gridCol w:w="3744"/>
+        <w:gridCol w:w="3730"/>
+      </w:tblGrid>
+      <w:tr>
+        <w:trPr>
+          <w:tblHeader/>
+          <w:cantSplit/>
+        </w:trPr>
+        <w:tc>
+          <w:tcPr>
+            <w:tcW w:type="dxa" w:w="1944"/>
+            <w:vAlign w:val="center"/>
+            <w:tcBorders>
+              <w:top w:val="single" w:sz="4" w:color="D9D9D9"/>
+              <w:left w:val="single" w:sz="4" w:color="D9D9D9"/>
+              <w:bottom w:val="single" w:sz="4" w:color="D9D9D9"/>
+              <w:right w:val="single" w:sz="4" w:color="D9D9D9"/>
+            </w:tcBorders>
+            <w:tcMar>
+              <w:top w:w="90" w:type="dxa"/>
+              <w:left w:w="90" w:type="dxa"/>
+              <w:bottom w:w="90" w:type="dxa"/>
+              <w:right w:w="90" w:type="dxa"/>
+            </w:tcMar>
+            <w:shd w:fill="DCE6EC"/>
+          </w:tcPr>
+          <w:p>
+            <w:pPr>
+              <w:spacing w:after="40" w:line="264" w:lineRule="auto"/>
+              <w:snapToGrid w:val="0"/>
+            </w:pPr>
+            <w:r>
+              <w:rPr>
+                <w:rFonts w:ascii="Calibri" w:hAnsi="Calibri" w:eastAsia="Noto Sans CJK SC"/>
+                <w:b/>
+                <w:sz w:val="19"/>
+              </w:rPr>
+              <w:t>run ID</w:t>
+            </w:r>
+          </w:p>
+        </w:tc>
+        <w:tc>
+          <w:tcPr>
+            <w:tcW w:type="dxa" w:w="3744"/>
+            <w:vAlign w:val="center"/>
+            <w:tcBorders>
+              <w:top w:val="single" w:sz="4" w:color="D9D9D9"/>
+              <w:left w:val="single" w:sz="4" w:color="D9D9D9"/>
+              <w:bottom w:val="single" w:sz="4" w:color="D9D9D9"/>
+              <w:right w:val="single" w:sz="4" w:color="D9D9D9"/>
+            </w:tcBorders>
+            <w:tcMar>
+              <w:top w:w="90" w:type="dxa"/>
+              <w:left w:w="90" w:type="dxa"/>
+              <w:bottom w:w="90" w:type="dxa"/>
+              <w:right w:w="90" w:type="dxa"/>
+            </w:tcMar>
+            <w:shd w:fill="DCE6EC"/>
+          </w:tcPr>
+          <w:p>
+            <w:pPr>
+              <w:spacing w:after="40" w:line="264" w:lineRule="auto"/>
+              <w:snapToGrid w:val="0"/>
+            </w:pPr>
+            <w:r>
+              <w:rPr>
+                <w:rFonts w:ascii="Calibri" w:hAnsi="Calibri" w:eastAsia="Noto Sans CJK SC"/>
+                <w:b/>
+                <w:sz w:val="19"/>
+              </w:rPr>
+              <w:t>对应 head_sha</w:t>
+            </w:r>
+          </w:p>
+        </w:tc>
+        <w:tc>
+          <w:tcPr>
+            <w:tcW w:type="dxa" w:w="3730"/>
+            <w:vAlign w:val="center"/>
+            <w:tcBorders>
+              <w:top w:val="single" w:sz="4" w:color="D9D9D9"/>
+              <w:left w:val="single" w:sz="4" w:color="D9D9D9"/>
+              <w:bottom w:val="single" w:sz="4" w:color="D9D9D9"/>
+              <w:right w:val="single" w:sz="4" w:color="D9D9D9"/>
+            </w:tcBorders>
+            <w:tcMar>
+              <w:top w:w="90" w:type="dxa"/>
+              <w:left w:w="90" w:type="dxa"/>
+              <w:bottom w:w="90" w:type="dxa"/>
+              <w:right w:w="90" w:type="dxa"/>
+            </w:tcMar>
+            <w:shd w:fill="DCE6EC"/>
+          </w:tcPr>
+          <w:p>
+            <w:pPr>
+              <w:spacing w:after="40" w:line="264" w:lineRule="auto"/>
+              <w:snapToGrid w:val="0"/>
+            </w:pPr>
+            <w:r>
+              <w:rPr>
+                <w:rFonts w:ascii="Calibri" w:hAnsi="Calibri" w:eastAsia="Noto Sans CJK SC"/>
+                <w:b/>
+                <w:sz w:val="19"/>
+              </w:rPr>
+              <w:t>status / conclusion</w:t>
+            </w:r>
+          </w:p>
+        </w:tc>
+      </w:tr>
+      <w:tr>
+        <w:trPr>
+          <w:cantSplit/>
+        </w:trPr>
+        <w:tc>
+          <w:tcPr>
+            <w:tcW w:type="dxa" w:w="1944"/>
+            <w:vAlign w:val="center"/>
+            <w:tcBorders>
+              <w:top w:val="single" w:sz="4" w:color="D9D9D9"/>
+              <w:left w:val="single" w:sz="4" w:color="D9D9D9"/>
+              <w:bottom w:val="single" w:sz="4" w:color="D9D9D9"/>
+              <w:right w:val="single" w:sz="4" w:color="D9D9D9"/>
+            </w:tcBorders>
+            <w:tcMar>
+              <w:top w:w="90" w:type="dxa"/>
+              <w:left w:w="90" w:type="dxa"/>
+              <w:bottom w:w="90" w:type="dxa"/>
+              <w:right w:w="90" w:type="dxa"/>
+            </w:tcMar>
+            <w:shd w:fill="F7F9FA"/>
+          </w:tcPr>
+          <w:p>
+            <w:pPr>
+              <w:spacing w:after="40" w:line="264" w:lineRule="auto"/>
+              <w:snapToGrid w:val="0"/>
+            </w:pPr>
+            <w:r>
+              <w:rPr>
+                <w:rFonts w:ascii="Calibri" w:hAnsi="Calibri" w:eastAsia="Noto Sans CJK SC"/>
+                <w:b w:val="0"/>
+                <w:sz w:val="19"/>
+              </w:rPr>
+              <w:t>38315294795</w:t>
+            </w:r>
+          </w:p>
+        </w:tc>
+        <w:tc>
+          <w:tcPr>
+            <w:tcW w:type="dxa" w:w="3744"/>
+            <w:vAlign w:val="center"/>
+            <w:tcBorders>
+              <w:top w:val="single" w:sz="4" w:color="D9D9D9"/>
+              <w:left w:val="single" w:sz="4" w:color="D9D9D9"/>
+              <w:bottom w:val="single" w:sz="4" w:color="D9D9D9"/>
+              <w:right w:val="single" w:sz="4" w:color="D9D9D9"/>
+            </w:tcBorders>
+            <w:tcMar>
+              <w:top w:w="90" w:type="dxa"/>
+              <w:left w:w="90" w:type="dxa"/>
+              <w:bottom w:w="90" w:type="dxa"/>
+              <w:right w:w="90" w:type="dxa"/>
+            </w:tcMar>
+            <w:shd w:fill="F7F9FA"/>
+          </w:tcPr>
+          <w:p>
+            <w:pPr>
+              <w:spacing w:after="40" w:line="264" w:lineRule="auto"/>
+              <w:snapToGrid w:val="0"/>
+            </w:pPr>
+            <w:r>
+              <w:rPr>
+                <w:rFonts w:ascii="Calibri" w:hAnsi="Calibri" w:eastAsia="Noto Sans CJK SC"/>
+                <w:b w:val="0"/>
+                <w:sz w:val="19"/>
+              </w:rPr>
+              <w:t>aac92e78…2e45a</w:t>
+            </w:r>
+          </w:p>
+        </w:tc>
+        <w:tc>
+          <w:tcPr>
+            <w:tcW w:type="dxa" w:w="3730"/>
+            <w:vAlign w:val="center"/>
+            <w:tcBorders>
+              <w:top w:val="single" w:sz="4" w:color="D9D9D9"/>
+              <w:left w:val="single" w:sz="4" w:color="D9D9D9"/>
+              <w:bottom w:val="single" w:sz="4" w:color="D9D9D9"/>
+              <w:right w:val="single" w:sz="4" w:color="D9D9D9"/>
+            </w:tcBorders>
+            <w:tcMar>
+              <w:top w:w="90" w:type="dxa"/>
+              <w:left w:w="90" w:type="dxa"/>
+              <w:bottom w:w="90" w:type="dxa"/>
+              <w:right w:w="90" w:type="dxa"/>
+            </w:tcMar>
+            <w:shd w:fill="F7F9FA"/>
+          </w:tcPr>
+          <w:p>
+            <w:pPr>
+              <w:spacing w:after="40" w:line="264" w:lineRule="auto"/>
+              <w:snapToGrid w:val="0"/>
+            </w:pPr>
+            <w:r>
+              <w:rPr>
+                <w:rFonts w:ascii="Calibri" w:hAnsi="Calibri" w:eastAsia="Noto Sans CJK SC"/>
+                <w:b w:val="0"/>
+                <w:sz w:val="19"/>
+              </w:rPr>
+              <w:t>completed / success</w:t>
+            </w:r>
+          </w:p>
+        </w:tc>
+      </w:tr>
+      <w:tr>
+        <w:trPr>
+          <w:cantSplit/>
+        </w:trPr>
+        <w:tc>
+          <w:tcPr>
+            <w:tcW w:type="dxa" w:w="1944"/>
+            <w:vAlign w:val="center"/>
+            <w:tcBorders>
+              <w:top w:val="single" w:sz="4" w:color="D9D9D9"/>
+              <w:left w:val="single" w:sz="4" w:color="D9D9D9"/>
+              <w:bottom w:val="single" w:sz="4" w:color="D9D9D9"/>
+              <w:right w:val="single" w:sz="4" w:color="D9D9D9"/>
+            </w:tcBorders>
+            <w:tcMar>
+              <w:top w:w="90" w:type="dxa"/>
+              <w:left w:w="90" w:type="dxa"/>
+              <w:bottom w:w="90" w:type="dxa"/>
+              <w:right w:w="90" w:type="dxa"/>
+            </w:tcMar>
+            <w:shd w:fill="FFFFFF"/>
+          </w:tcPr>
+          <w:p>
+            <w:pPr>
+              <w:spacing w:after="40" w:line="264" w:lineRule="auto"/>
+              <w:snapToGrid w:val="0"/>
+            </w:pPr>
+            <w:r>
+              <w:rPr>
+                <w:rFonts w:ascii="Calibri" w:hAnsi="Calibri" w:eastAsia="Noto Sans CJK SC"/>
+                <w:b w:val="0"/>
+                <w:sz w:val="19"/>
+              </w:rPr>
+              <w:t>38316032354</w:t>
+            </w:r>
+          </w:p>
+        </w:tc>
+        <w:tc>
+          <w:tcPr>
+            <w:tcW w:type="dxa" w:w="3744"/>
+            <w:vAlign w:val="center"/>
+            <w:tcBorders>
+              <w:top w:val="single" w:sz="4" w:color="D9D9D9"/>
+              <w:left w:val="single" w:sz="4" w:color="D9D9D9"/>
+              <w:bottom w:val="single" w:sz="4" w:color="D9D9D9"/>
+              <w:right w:val="single" w:sz="4" w:color="D9D9D9"/>
+            </w:tcBorders>
+            <w:tcMar>
+              <w:top w:w="90" w:type="dxa"/>
+              <w:left w:w="90" w:type="dxa"/>
+              <w:bottom w:w="90" w:type="dxa"/>
+              <w:right w:w="90" w:type="dxa"/>
+            </w:tcMar>
+            <w:shd w:fill="FFFFFF"/>
+          </w:tcPr>
+          <w:p>
+            <w:pPr>
+              <w:spacing w:after="40" w:line="264" w:lineRule="auto"/>
+              <w:snapToGrid w:val="0"/>
+            </w:pPr>
+            <w:r>
+              <w:rPr>
+                <w:rFonts w:ascii="Calibri" w:hAnsi="Calibri" w:eastAsia="Noto Sans CJK SC"/>
+                <w:b w:val="0"/>
+                <w:sz w:val="19"/>
+              </w:rPr>
+              <w:t>10ef071c…23687</w:t>
+            </w:r>
+          </w:p>
+        </w:tc>
+        <w:tc>
+          <w:tcPr>
+            <w:tcW w:type="dxa" w:w="3730"/>
+            <w:vAlign w:val="center"/>
+            <w:tcBorders>
+              <w:top w:val="single" w:sz="4" w:color="D9D9D9"/>
+              <w:left w:val="single" w:sz="4" w:color="D9D9D9"/>
+              <w:bottom w:val="single" w:sz="4" w:color="D9D9D9"/>
+              <w:right w:val="single" w:sz="4" w:color="D9D9D9"/>
+            </w:tcBorders>
+            <w:tcMar>
+              <w:top w:w="90" w:type="dxa"/>
+              <w:left w:w="90" w:type="dxa"/>
+              <w:bottom w:w="90" w:type="dxa"/>
+              <w:right w:w="90" w:type="dxa"/>
+            </w:tcMar>
+            <w:shd w:fill="FFFFFF"/>
+          </w:tcPr>
+          <w:p>
+            <w:pPr>
+              <w:spacing w:after="40" w:line="264" w:lineRule="auto"/>
+              <w:snapToGrid w:val="0"/>
+            </w:pPr>
+            <w:r>
+              <w:rPr>
+                <w:rFonts w:ascii="Calibri" w:hAnsi="Calibri" w:eastAsia="Noto Sans CJK SC"/>
+                <w:b w:val="0"/>
+                <w:sz w:val="19"/>
+              </w:rPr>
+              <w:t>completed / success</w:t>
+            </w:r>
+          </w:p>
+        </w:tc>
+      </w:tr>
+    </w:tbl>
+    <w:p>
+      <w:pPr>
+        <w:snapToGrid w:val="0"/>
+      </w:pPr>
+      <w:hyperlink r:id="rId26">
+        <w:r>
+          <w:rPr>
+            <w:color w:val="0563C1"/>
+            <w:rFonts w:ascii="Calibri" w:eastAsia="Noto Sans CJK SC"/>
+            <w:sz w:val="21"/>
+            <w:u w:val="single"/>
+          </w:rPr>
+          <w:t>Actions 运行 38315294795（对应源码提交 aac92e78）</w:t>
+        </w:r>
+      </w:hyperlink>
+    </w:p>
+    <w:p>
+      <w:pPr>
+        <w:snapToGrid w:val="0"/>
+      </w:pPr>
+      <w:hyperlink r:id="rId27">
+        <w:r>
+          <w:rPr>
+            <w:color w:val="0563C1"/>
+            <w:rFonts w:ascii="Calibri" w:eastAsia="Noto Sans CJK SC"/>
+            <w:sz w:val="21"/>
+            <w:u w:val="single"/>
+          </w:rPr>
+          <w:t>Actions 运行 38316032354（对应文档提交 10ef071c）</w:t>
+        </w:r>
+      </w:hyperlink>
+    </w:p>
+    <w:p>
+      <w:pPr>
+        <w:spacing w:after="120" w:line="276" w:lineRule="auto"/>
+        <w:snapToGrid w:val="0"/>
+      </w:pPr>
+      <w:r>
+        <w:rPr>
+          <w:rFonts w:ascii="Calibri" w:hAnsi="Calibri" w:eastAsia="Noto Sans CJK SC"/>
+          <w:b w:val="0"/>
+          <w:sz w:val="21"/>
+        </w:rPr>
+        <w:t>最终交付提交对应的运行会在推送后单独核对，不能用上面两条代替本次验收。</w:t>
+      </w:r>
+    </w:p>
+    <w:p>
+      <w:pPr>
+        <w:pStyle w:val="Heading2"/>
+        <w:snapToGrid w:val="0"/>
+      </w:pPr>
+      <w:r>
+        <w:rPr>
+          <w:rFonts w:ascii="Calibri" w:hAnsi="Calibri" w:eastAsia="Noto Sans CJK SC"/>
+          <w:b/>
+          <w:color w:val="000000"/>
+          <w:sz w:val="22"/>
+        </w:rPr>
+        <w:t>排版与页数的说明</w:t>
+      </w:r>
+    </w:p>
+    <w:p>
+      <w:pPr>
+        <w:spacing w:after="120" w:line="276" w:lineRule="auto"/>
+        <w:snapToGrid w:val="0"/>
+      </w:pPr>
+      <w:r>
+        <w:rPr>
+          <w:rFonts w:ascii="Calibri" w:hAnsi="Calibri" w:eastAsia="Noto Sans CJK SC"/>
+          <w:b w:val="0"/>
+          <w:sz w:val="21"/>
+        </w:rPr>
+        <w:t>本报告由 python-docx 生成，DOCX 是流式格式。用本机 Microsoft Word 导出 PDF 时为10页；同一份文件在另一个渲染环境下页数可能不同。页数取决于渲染器的字体度量与页面设置，页数不是验收标准；验收看章节是否重复、40格成绩是否未改、分母200/199与13问10评是否未变、链接是否可查。文中源码片段为排版做了换行处理，打印换行不等于可执行的完整源码，完整源码以仓库固定链接为准。</w:t>
+      </w:r>
+    </w:p>
+    <w:p>
+      <w:pPr>
+        <w:spacing w:after="120" w:line="276" w:lineRule="auto"/>
+        <w:snapToGrid w:val="0"/>
+      </w:pPr>
+      <w:r>
+        <w:rPr>
+          <w:rFonts w:ascii="Calibri" w:hAnsi="Calibri" w:eastAsia="Noto Sans CJK SC"/>
+          <w:b w:val="0"/>
+          <w:sz w:val="21"/>
+        </w:rPr>
+        <w:t>已完成与未完成的界线：已完成“从保存响应重算报告”“用RDKit重建参考答案并逐项比对”“发布到本人仓库并在分离的全新目录clone复算”。未执行“重新付费调用模型”，因为它需要自备服务与预算，且新回答不保证与历史逐题一致。</w:t>
       </w:r>
     </w:p>
     <w:p>
